--- a/README.docx
+++ b/README.docx
@@ -36,8 +36,9 @@
         <w:jc w:val="start"/>
       </w:tblPr>
       <w:tblGrid>
-        <w:gridCol w:w="3960"/>
-        <w:gridCol w:w="3960"/>
+        <w:gridCol w:w="2640"/>
+        <w:gridCol w:w="2640"/>
+        <w:gridCol w:w="2640"/>
       </w:tblGrid>
       <w:tr>
         <w:trPr>
@@ -67,6 +68,18 @@
             </w:r>
           </w:p>
         </w:tc>
+        <w:tc>
+          <w:tcPr/>
+          <w:p>
+            <w:pPr>
+              <w:pStyle w:val="Compact"/>
+              <w:jc w:val="left"/>
+            </w:pPr>
+            <w:r>
+              <w:t xml:space="preserve">Word 版本</w:t>
+            </w:r>
+          </w:p>
+        </w:tc>
       </w:tr>
       <w:tr>
         <w:tc>
@@ -108,6 +121,21 @@
             </w:r>
           </w:p>
         </w:tc>
+        <w:tc>
+          <w:tcPr/>
+          <w:p>
+            <w:pPr>
+              <w:pStyle w:val="Compact"/>
+              <w:jc w:val="left"/>
+            </w:pPr>
+            <w:r>
+              <w:rPr>
+                <w:rStyle w:val="VerbatimChar"/>
+              </w:rPr>
+              <w:t xml:space="preserve">.docx</w:t>
+            </w:r>
+          </w:p>
+        </w:tc>
       </w:tr>
       <w:tr>
         <w:tc>
@@ -137,6 +165,21 @@
             </w:r>
           </w:p>
         </w:tc>
+        <w:tc>
+          <w:tcPr/>
+          <w:p>
+            <w:pPr>
+              <w:pStyle w:val="Compact"/>
+              <w:jc w:val="left"/>
+            </w:pPr>
+            <w:r>
+              <w:rPr>
+                <w:rStyle w:val="VerbatimChar"/>
+              </w:rPr>
+              <w:t xml:space="preserve">.docx</w:t>
+            </w:r>
+          </w:p>
+        </w:tc>
       </w:tr>
       <w:tr>
         <w:tc>
@@ -166,6 +209,18 @@
             </w:r>
           </w:p>
         </w:tc>
+        <w:tc>
+          <w:tcPr/>
+          <w:p>
+            <w:pPr>
+              <w:pStyle w:val="Compact"/>
+              <w:jc w:val="left"/>
+            </w:pPr>
+            <w:r>
+              <w:t xml:space="preserve">—</w:t>
+            </w:r>
+          </w:p>
+        </w:tc>
       </w:tr>
       <w:tr>
         <w:tc>
@@ -195,6 +250,21 @@
             </w:r>
           </w:p>
         </w:tc>
+        <w:tc>
+          <w:tcPr/>
+          <w:p>
+            <w:pPr>
+              <w:pStyle w:val="Compact"/>
+              <w:jc w:val="left"/>
+            </w:pPr>
+            <w:r>
+              <w:rPr>
+                <w:rStyle w:val="VerbatimChar"/>
+              </w:rPr>
+              <w:t xml:space="preserve">.docx</w:t>
+            </w:r>
+          </w:p>
+        </w:tc>
       </w:tr>
       <w:tr>
         <w:tc>
@@ -224,6 +294,21 @@
             </w:r>
           </w:p>
         </w:tc>
+        <w:tc>
+          <w:tcPr/>
+          <w:p>
+            <w:pPr>
+              <w:pStyle w:val="Compact"/>
+              <w:jc w:val="left"/>
+            </w:pPr>
+            <w:r>
+              <w:rPr>
+                <w:rStyle w:val="VerbatimChar"/>
+              </w:rPr>
+              <w:t xml:space="preserve">.docx</w:t>
+            </w:r>
+          </w:p>
+        </w:tc>
       </w:tr>
       <w:tr>
         <w:tc>
@@ -250,6 +335,65 @@
             </w:pPr>
             <w:r>
               <w:t xml:space="preserve">英/俄/中三语分级参考文献（原始报告优先）与检索建议</w:t>
+            </w:r>
+          </w:p>
+        </w:tc>
+        <w:tc>
+          <w:tcPr/>
+          <w:p>
+            <w:pPr>
+              <w:pStyle w:val="Compact"/>
+              <w:jc w:val="left"/>
+            </w:pPr>
+            <w:r>
+              <w:rPr>
+                <w:rStyle w:val="VerbatimChar"/>
+              </w:rPr>
+              <w:t xml:space="preserve">.docx</w:t>
+            </w:r>
+          </w:p>
+        </w:tc>
+      </w:tr>
+      <w:tr>
+        <w:tc>
+          <w:tcPr/>
+          <w:p>
+            <w:pPr>
+              <w:pStyle w:val="Compact"/>
+              <w:jc w:val="left"/>
+            </w:pPr>
+            <w:r>
+              <w:rPr>
+                <w:rStyle w:val="VerbatimChar"/>
+              </w:rPr>
+              <w:t xml:space="preserve">README.md</w:t>
+            </w:r>
+          </w:p>
+        </w:tc>
+        <w:tc>
+          <w:tcPr/>
+          <w:p>
+            <w:pPr>
+              <w:pStyle w:val="Compact"/>
+              <w:jc w:val="left"/>
+            </w:pPr>
+            <w:r>
+              <w:t xml:space="preserve">项目说明</w:t>
+            </w:r>
+          </w:p>
+        </w:tc>
+        <w:tc>
+          <w:tcPr/>
+          <w:p>
+            <w:pPr>
+              <w:pStyle w:val="Compact"/>
+              <w:jc w:val="left"/>
+            </w:pPr>
+            <w:r>
+              <w:rPr>
+                <w:rStyle w:val="VerbatimChar"/>
+              </w:rPr>
+              <w:t xml:space="preserve">.docx</w:t>
             </w:r>
           </w:p>
         </w:tc>
